--- a/qr_code.docx
+++ b/qr_code.docx
@@ -70,7 +70,7 @@
           <w:noProof/>
         </w:rPr>
         <w:drawing>
-          <wp:inline distT="0" distB="0" distL="0" distR="0" wp14:anchorId="343B5180" wp14:editId="482D8DB1">
+          <wp:inline distT="0" distB="0" distL="0" distR="0" wp14:anchorId="343B5180" wp14:editId="4A3E1A49">
             <wp:extent cx="900000" cy="900000"/>
             <wp:effectExtent l="0" t="0" r="0" b="0"/>
             <wp:docPr id="857954358" name="Picture 1"/>
@@ -114,7 +114,7 @@
     </w:p>
     <w:sectPr>
       <w:pgSz w:w="5902" w:h="8640" w:code="259"/>
-      <w:pgMar w:top="142" w:right="2500" w:bottom="1440" w:left="1985" w:header="708" w:footer="708" w:gutter="0"/>
+      <w:pgMar w:top="426" w:right="2500" w:bottom="1440" w:left="1985" w:header="708" w:footer="708" w:gutter="0"/>
       <w:cols w:space="708"/>
       <w:docGrid w:linePitch="360"/>
     </w:sectPr>
